--- a/funnel/exports/upsell-situation-playbooks.docx
+++ b/funnel/exports/upsell-situation-playbooks.docx
@@ -714,7 +714,7 @@
           <w:color w:val="1A1A1A"/>
           <w:sz w:val="21"/>
         </w:rPr>
-        <w:t xml:space="preserve">Low-Status Opening  </w:t>
+        <w:t xml:space="preserve">Tactic #5: The Consultant Stance  </w:t>
       </w:r>
       <w:r>
         <w:rPr>
@@ -723,7 +723,7 @@
           <w:color w:val="6B5B3E"/>
           <w:sz w:val="19"/>
         </w:rPr>
-        <w:t>—  p.41</w:t>
+        <w:t>—  Part I</w:t>
       </w:r>
     </w:p>
     <w:p>
@@ -747,7 +747,7 @@
           <w:color w:val="1A1A1A"/>
           <w:sz w:val="21"/>
         </w:rPr>
-        <w:t xml:space="preserve">The Strategic Pause / 11-Second Silence  </w:t>
+        <w:t xml:space="preserve">Tactic #11: The Strategic Pause  </w:t>
       </w:r>
       <w:r>
         <w:rPr>
@@ -756,7 +756,7 @@
           <w:color w:val="6B5B3E"/>
           <w:sz w:val="19"/>
         </w:rPr>
-        <w:t>—  p.79</w:t>
+        <w:t>—  Part II</w:t>
       </w:r>
     </w:p>
     <w:p>
@@ -780,7 +780,7 @@
           <w:color w:val="1A1A1A"/>
           <w:sz w:val="21"/>
         </w:rPr>
-        <w:t xml:space="preserve">The One-Line Email Lock-In  </w:t>
+        <w:t xml:space="preserve">Tactic #41: The One-Line Email  </w:t>
       </w:r>
       <w:r>
         <w:rPr>
@@ -789,7 +789,7 @@
           <w:color w:val="6B5B3E"/>
           <w:sz w:val="19"/>
         </w:rPr>
-        <w:t>—  p.129</w:t>
+        <w:t>—  Part IV</w:t>
       </w:r>
     </w:p>
     <w:p>
@@ -1241,7 +1241,7 @@
           <w:color w:val="1A1A1A"/>
           <w:sz w:val="21"/>
         </w:rPr>
-        <w:t xml:space="preserve">The Question That Flatters  </w:t>
+        <w:t xml:space="preserve">Tactic #5: The Consultant Stance  </w:t>
       </w:r>
       <w:r>
         <w:rPr>
@@ -1250,7 +1250,7 @@
           <w:color w:val="6B5B3E"/>
           <w:sz w:val="19"/>
         </w:rPr>
-        <w:t>—  p.94</w:t>
+        <w:t>—  Part I</w:t>
       </w:r>
     </w:p>
     <w:p>
@@ -1274,7 +1274,7 @@
           <w:color w:val="1A1A1A"/>
           <w:sz w:val="21"/>
         </w:rPr>
-        <w:t xml:space="preserve">Research Credibility Drop  </w:t>
+        <w:t xml:space="preserve">Tactic #22: The Misdirected Question  </w:t>
       </w:r>
       <w:r>
         <w:rPr>
@@ -1283,7 +1283,7 @@
           <w:color w:val="6B5B3E"/>
           <w:sz w:val="19"/>
         </w:rPr>
-        <w:t>—  p.50</w:t>
+        <w:t>—  Part II</w:t>
       </w:r>
     </w:p>
     <w:p>
@@ -1307,7 +1307,7 @@
           <w:color w:val="1A1A1A"/>
           <w:sz w:val="21"/>
         </w:rPr>
-        <w:t xml:space="preserve">Reverse Qualifier Opener  </w:t>
+        <w:t xml:space="preserve">Tactic #33: The Reverse Qualifier  </w:t>
       </w:r>
       <w:r>
         <w:rPr>
@@ -1316,7 +1316,7 @@
           <w:color w:val="6B5B3E"/>
           <w:sz w:val="19"/>
         </w:rPr>
-        <w:t>—  p.52</w:t>
+        <w:t>—  Part III</w:t>
       </w:r>
     </w:p>
     <w:p>
@@ -1768,7 +1768,7 @@
           <w:color w:val="1A1A1A"/>
           <w:sz w:val="21"/>
         </w:rPr>
-        <w:t xml:space="preserve">The Accusation Audit  </w:t>
+        <w:t xml:space="preserve">Tactic #4: The Assumption Audit  </w:t>
       </w:r>
       <w:r>
         <w:rPr>
@@ -1777,7 +1777,7 @@
           <w:color w:val="6B5B3E"/>
           <w:sz w:val="19"/>
         </w:rPr>
-        <w:t>—  p.46</w:t>
+        <w:t>—  Part I</w:t>
       </w:r>
     </w:p>
     <w:p>
@@ -1801,7 +1801,7 @@
           <w:color w:val="1A1A1A"/>
           <w:sz w:val="21"/>
         </w:rPr>
-        <w:t xml:space="preserve">Boundary Without Anger  </w:t>
+        <w:t xml:space="preserve">Tactic #6: The Confession First  </w:t>
       </w:r>
       <w:r>
         <w:rPr>
@@ -1810,7 +1810,7 @@
           <w:color w:val="6B5B3E"/>
           <w:sz w:val="19"/>
         </w:rPr>
-        <w:t>—  p.118</w:t>
+        <w:t>—  Part I</w:t>
       </w:r>
     </w:p>
     <w:p>
@@ -1834,7 +1834,7 @@
           <w:color w:val="1A1A1A"/>
           <w:sz w:val="21"/>
         </w:rPr>
-        <w:t xml:space="preserve">Document the Concern  </w:t>
+        <w:t xml:space="preserve">Tactic #41: The One-Line Email  </w:t>
       </w:r>
       <w:r>
         <w:rPr>
@@ -1843,7 +1843,7 @@
           <w:color w:val="6B5B3E"/>
           <w:sz w:val="19"/>
         </w:rPr>
-        <w:t>—  p.125</w:t>
+        <w:t>—  Part IV</w:t>
       </w:r>
     </w:p>
     <w:p>
@@ -2295,7 +2295,7 @@
           <w:color w:val="1A1A1A"/>
           <w:sz w:val="21"/>
         </w:rPr>
-        <w:t xml:space="preserve">Pre-Frame Drop  </w:t>
+        <w:t xml:space="preserve">Tactic #2: The Pre-Frame  </w:t>
       </w:r>
       <w:r>
         <w:rPr>
@@ -2304,7 +2304,7 @@
           <w:color w:val="6B5B3E"/>
           <w:sz w:val="19"/>
         </w:rPr>
-        <w:t>—  p.38</w:t>
+        <w:t>—  Part I</w:t>
       </w:r>
     </w:p>
     <w:p>
@@ -2328,7 +2328,7 @@
           <w:color w:val="1A1A1A"/>
           <w:sz w:val="21"/>
         </w:rPr>
-        <w:t xml:space="preserve">The Calibrated Refusal  </w:t>
+        <w:t xml:space="preserve">Tactic #44: The Post-Agreement Bridge  </w:t>
       </w:r>
       <w:r>
         <w:rPr>
@@ -2337,7 +2337,7 @@
           <w:color w:val="6B5B3E"/>
           <w:sz w:val="19"/>
         </w:rPr>
-        <w:t>—  p.115</w:t>
+        <w:t>—  Part IV</w:t>
       </w:r>
     </w:p>
     <w:p>
@@ -2361,7 +2361,7 @@
           <w:color w:val="1A1A1A"/>
           <w:sz w:val="21"/>
         </w:rPr>
-        <w:t xml:space="preserve">Gratitude Send Lock-In  </w:t>
+        <w:t xml:space="preserve">Tactic #41: The One-Line Email  </w:t>
       </w:r>
       <w:r>
         <w:rPr>
@@ -2370,7 +2370,7 @@
           <w:color w:val="6B5B3E"/>
           <w:sz w:val="19"/>
         </w:rPr>
-        <w:t>—  p.135</w:t>
+        <w:t>—  Part IV</w:t>
       </w:r>
     </w:p>
     <w:p>
@@ -2822,7 +2822,7 @@
           <w:color w:val="1A1A1A"/>
           <w:sz w:val="21"/>
         </w:rPr>
-        <w:t xml:space="preserve">Permission Frame  </w:t>
+        <w:t xml:space="preserve">Tactic #2: The Pre-Frame  </w:t>
       </w:r>
       <w:r>
         <w:rPr>
@@ -2831,7 +2831,7 @@
           <w:color w:val="6B5B3E"/>
           <w:sz w:val="19"/>
         </w:rPr>
-        <w:t>—  p.56</w:t>
+        <w:t>—  Part I</w:t>
       </w:r>
     </w:p>
     <w:p>
@@ -2855,7 +2855,7 @@
           <w:color w:val="1A1A1A"/>
           <w:sz w:val="21"/>
         </w:rPr>
-        <w:t xml:space="preserve">The Assumed Conclusion  </w:t>
+        <w:t xml:space="preserve">Tactic #16: The Preview  </w:t>
       </w:r>
       <w:r>
         <w:rPr>
@@ -2864,7 +2864,7 @@
           <w:color w:val="6B5B3E"/>
           <w:sz w:val="19"/>
         </w:rPr>
-        <w:t>—  p.69</w:t>
+        <w:t>—  Part II</w:t>
       </w:r>
     </w:p>
     <w:p>
@@ -2888,7 +2888,7 @@
           <w:color w:val="1A1A1A"/>
           <w:sz w:val="21"/>
         </w:rPr>
-        <w:t xml:space="preserve">Planting the Objection  </w:t>
+        <w:t xml:space="preserve">Tactic #19: The Pre-Understood Objection  </w:t>
       </w:r>
       <w:r>
         <w:rPr>
@@ -2897,7 +2897,7 @@
           <w:color w:val="6B5B3E"/>
           <w:sz w:val="19"/>
         </w:rPr>
-        <w:t>—  p.74</w:t>
+        <w:t>—  Part II</w:t>
       </w:r>
     </w:p>
     <w:p>
@@ -3349,7 +3349,7 @@
           <w:color w:val="1A1A1A"/>
           <w:sz w:val="21"/>
         </w:rPr>
-        <w:t xml:space="preserve">Reverse Qualifier Opener  </w:t>
+        <w:t xml:space="preserve">Tactic #33: The Reverse Qualifier  </w:t>
       </w:r>
       <w:r>
         <w:rPr>
@@ -3358,7 +3358,7 @@
           <w:color w:val="6B5B3E"/>
           <w:sz w:val="19"/>
         </w:rPr>
-        <w:t>—  p.52</w:t>
+        <w:t>—  Part III</w:t>
       </w:r>
     </w:p>
     <w:p>
@@ -3382,7 +3382,7 @@
           <w:color w:val="1A1A1A"/>
           <w:sz w:val="21"/>
         </w:rPr>
-        <w:t xml:space="preserve">Calibrated Curiosity (How/What)  </w:t>
+        <w:t xml:space="preserve">Tactic #21: The Discovery Path  </w:t>
       </w:r>
       <w:r>
         <w:rPr>
@@ -3391,7 +3391,7 @@
           <w:color w:val="6B5B3E"/>
           <w:sz w:val="19"/>
         </w:rPr>
-        <w:t>—  p.100</w:t>
+        <w:t>—  Part II</w:t>
       </w:r>
     </w:p>
     <w:p>
@@ -3415,7 +3415,7 @@
           <w:color w:val="1A1A1A"/>
           <w:sz w:val="21"/>
         </w:rPr>
-        <w:t xml:space="preserve">The Stakes Question  </w:t>
+        <w:t xml:space="preserve">Tactic #25: The Stakes Shift  </w:t>
       </w:r>
       <w:r>
         <w:rPr>
@@ -3424,7 +3424,7 @@
           <w:color w:val="6B5B3E"/>
           <w:sz w:val="19"/>
         </w:rPr>
-        <w:t>—  p.72</w:t>
+        <w:t>—  Part III</w:t>
       </w:r>
     </w:p>
     <w:p>
@@ -3915,7 +3915,7 @@
           <w:color w:val="1A1A1A"/>
           <w:sz w:val="21"/>
         </w:rPr>
-        <w:t xml:space="preserve">Environmental Comment Opener  </w:t>
+        <w:t xml:space="preserve">Tactic #1: The Cold Open  </w:t>
       </w:r>
       <w:r>
         <w:rPr>
@@ -3924,7 +3924,7 @@
           <w:color w:val="6B5B3E"/>
           <w:sz w:val="19"/>
         </w:rPr>
-        <w:t>—  p.42</w:t>
+        <w:t>—  Part I</w:t>
       </w:r>
     </w:p>
     <w:p>
@@ -3948,7 +3948,7 @@
           <w:color w:val="1A1A1A"/>
           <w:sz w:val="21"/>
         </w:rPr>
-        <w:t xml:space="preserve">Minimal Encouragers  </w:t>
+        <w:t xml:space="preserve">Tactic #9: The Mirror They Don't Catch  </w:t>
       </w:r>
       <w:r>
         <w:rPr>
@@ -3957,7 +3957,7 @@
           <w:color w:val="6B5B3E"/>
           <w:sz w:val="19"/>
         </w:rPr>
-        <w:t>—  p.88</w:t>
+        <w:t>—  Part I</w:t>
       </w:r>
     </w:p>
     <w:p>
@@ -3981,7 +3981,7 @@
           <w:color w:val="1A1A1A"/>
           <w:sz w:val="21"/>
         </w:rPr>
-        <w:t xml:space="preserve">Parallel Vulnerability  </w:t>
+        <w:t xml:space="preserve">Tactic #6: The Confession First  </w:t>
       </w:r>
       <w:r>
         <w:rPr>
@@ -3990,7 +3990,7 @@
           <w:color w:val="6B5B3E"/>
           <w:sz w:val="19"/>
         </w:rPr>
-        <w:t>—  p.87</w:t>
+        <w:t>—  Part I</w:t>
       </w:r>
     </w:p>
     <w:p>
@@ -4442,7 +4442,7 @@
           <w:color w:val="1A1A1A"/>
           <w:sz w:val="21"/>
         </w:rPr>
-        <w:t xml:space="preserve">The Pre-Frame Drop  </w:t>
+        <w:t xml:space="preserve">Tactic #2: The Pre-Frame  </w:t>
       </w:r>
       <w:r>
         <w:rPr>
@@ -4451,7 +4451,7 @@
           <w:color w:val="6B5B3E"/>
           <w:sz w:val="19"/>
         </w:rPr>
-        <w:t>—  p.38</w:t>
+        <w:t>—  Part I</w:t>
       </w:r>
     </w:p>
     <w:p>
@@ -4475,7 +4475,7 @@
           <w:color w:val="1A1A1A"/>
           <w:sz w:val="21"/>
         </w:rPr>
-        <w:t xml:space="preserve">Calendar Pull  </w:t>
+        <w:t xml:space="preserve">Tactic #43: The Minimum Viable Commitment  </w:t>
       </w:r>
       <w:r>
         <w:rPr>
@@ -4484,7 +4484,7 @@
           <w:color w:val="6B5B3E"/>
           <w:sz w:val="19"/>
         </w:rPr>
-        <w:t>—  p.131</w:t>
+        <w:t>—  Part IV</w:t>
       </w:r>
     </w:p>
     <w:p>
@@ -4508,7 +4508,7 @@
           <w:color w:val="1A1A1A"/>
           <w:sz w:val="21"/>
         </w:rPr>
-        <w:t xml:space="preserve">The Small Choice Close  </w:t>
+        <w:t xml:space="preserve">Tactic #23: The Two Doors  </w:t>
       </w:r>
       <w:r>
         <w:rPr>
@@ -4517,7 +4517,7 @@
           <w:color w:val="6B5B3E"/>
           <w:sz w:val="19"/>
         </w:rPr>
-        <w:t>—  p.133</w:t>
+        <w:t>—  Part II</w:t>
       </w:r>
     </w:p>
     <w:p>
@@ -4969,7 +4969,7 @@
           <w:color w:val="1A1A1A"/>
           <w:sz w:val="21"/>
         </w:rPr>
-        <w:t xml:space="preserve">Permission Frame  </w:t>
+        <w:t xml:space="preserve">Tactic #16: The Preview  </w:t>
       </w:r>
       <w:r>
         <w:rPr>
@@ -4978,7 +4978,7 @@
           <w:color w:val="6B5B3E"/>
           <w:sz w:val="19"/>
         </w:rPr>
-        <w:t>—  p.56</w:t>
+        <w:t>—  Part II</w:t>
       </w:r>
     </w:p>
     <w:p>
@@ -5002,7 +5002,7 @@
           <w:color w:val="1A1A1A"/>
           <w:sz w:val="21"/>
         </w:rPr>
-        <w:t xml:space="preserve">Micro-Disclosure  </w:t>
+        <w:t xml:space="preserve">Tactic #6: The Confession First  </w:t>
       </w:r>
       <w:r>
         <w:rPr>
@@ -5011,7 +5011,7 @@
           <w:color w:val="6B5B3E"/>
           <w:sz w:val="19"/>
         </w:rPr>
-        <w:t>—  p.48</w:t>
+        <w:t>—  Part I</w:t>
       </w:r>
     </w:p>
     <w:p>
@@ -5035,7 +5035,7 @@
           <w:color w:val="1A1A1A"/>
           <w:sz w:val="21"/>
         </w:rPr>
-        <w:t xml:space="preserve">The Calibrated Refusal  </w:t>
+        <w:t xml:space="preserve">Tactic #11: The Strategic Pause  </w:t>
       </w:r>
       <w:r>
         <w:rPr>
@@ -5044,7 +5044,7 @@
           <w:color w:val="6B5B3E"/>
           <w:sz w:val="19"/>
         </w:rPr>
-        <w:t>—  p.115</w:t>
+        <w:t>—  Part II</w:t>
       </w:r>
     </w:p>
     <w:p>
@@ -5496,7 +5496,7 @@
           <w:color w:val="1A1A1A"/>
           <w:sz w:val="21"/>
         </w:rPr>
-        <w:t xml:space="preserve">Labeled Respect  </w:t>
+        <w:t xml:space="preserve">Tactic #1: The Cold Open  </w:t>
       </w:r>
       <w:r>
         <w:rPr>
@@ -5505,7 +5505,7 @@
           <w:color w:val="6B5B3E"/>
           <w:sz w:val="19"/>
         </w:rPr>
-        <w:t>—  p.89</w:t>
+        <w:t>—  Part I</w:t>
       </w:r>
     </w:p>
     <w:p>
@@ -5529,7 +5529,7 @@
           <w:color w:val="1A1A1A"/>
           <w:sz w:val="21"/>
         </w:rPr>
-        <w:t xml:space="preserve">The Shared Observation  </w:t>
+        <w:t xml:space="preserve">Tactic #15: The Third Party Story  </w:t>
       </w:r>
       <w:r>
         <w:rPr>
@@ -5538,7 +5538,7 @@
           <w:color w:val="6B5B3E"/>
           <w:sz w:val="19"/>
         </w:rPr>
-        <w:t>—  p.91</w:t>
+        <w:t>—  Part II</w:t>
       </w:r>
     </w:p>
     <w:p>
@@ -5562,7 +5562,7 @@
           <w:color w:val="1A1A1A"/>
           <w:sz w:val="21"/>
         </w:rPr>
-        <w:t xml:space="preserve">Specific Compliment About the Partner (to them)  </w:t>
+        <w:t xml:space="preserve">Tactic #8: The Unrepayable Favor  </w:t>
       </w:r>
       <w:r>
         <w:rPr>
@@ -5571,7 +5571,7 @@
           <w:color w:val="6B5B3E"/>
           <w:sz w:val="19"/>
         </w:rPr>
-        <w:t>—  p.44</w:t>
+        <w:t>—  Part I</w:t>
       </w:r>
     </w:p>
     <w:p>
@@ -6062,7 +6062,7 @@
           <w:color w:val="1A1A1A"/>
           <w:sz w:val="21"/>
         </w:rPr>
-        <w:t xml:space="preserve">“What If This Isn’t About...”  </w:t>
+        <w:t xml:space="preserve">Tactic #29: The Exposed Assumption  </w:t>
       </w:r>
       <w:r>
         <w:rPr>
@@ -6071,7 +6071,7 @@
           <w:color w:val="6B5B3E"/>
           <w:sz w:val="19"/>
         </w:rPr>
-        <w:t>—  p.107</w:t>
+        <w:t>—  Part III</w:t>
       </w:r>
     </w:p>
     <w:p>
@@ -6095,7 +6095,7 @@
           <w:color w:val="1A1A1A"/>
           <w:sz w:val="21"/>
         </w:rPr>
-        <w:t xml:space="preserve">Validating Without Agreeing  </w:t>
+        <w:t xml:space="preserve">Tactic #18: The Named Feeling  </w:t>
       </w:r>
       <w:r>
         <w:rPr>
@@ -6104,7 +6104,7 @@
           <w:color w:val="6B5B3E"/>
           <w:sz w:val="19"/>
         </w:rPr>
-        <w:t>—  p.101</w:t>
+        <w:t>—  Part II</w:t>
       </w:r>
     </w:p>
     <w:p>
@@ -6128,7 +6128,7 @@
           <w:color w:val="1A1A1A"/>
           <w:sz w:val="21"/>
         </w:rPr>
-        <w:t xml:space="preserve">The Apology Without Concession  </w:t>
+        <w:t xml:space="preserve">Tactic #4: The Assumption Audit  </w:t>
       </w:r>
       <w:r>
         <w:rPr>
@@ -6137,7 +6137,7 @@
           <w:color w:val="6B5B3E"/>
           <w:sz w:val="19"/>
         </w:rPr>
-        <w:t>—  p.112</w:t>
+        <w:t>—  Part I</w:t>
       </w:r>
     </w:p>
     <w:p>
@@ -6589,7 +6589,7 @@
           <w:color w:val="1A1A1A"/>
           <w:sz w:val="21"/>
         </w:rPr>
-        <w:t xml:space="preserve">Naming What They Feel  </w:t>
+        <w:t xml:space="preserve">Tactic #18: The Named Feeling  </w:t>
       </w:r>
       <w:r>
         <w:rPr>
@@ -6598,7 +6598,7 @@
           <w:color w:val="6B5B3E"/>
           <w:sz w:val="19"/>
         </w:rPr>
-        <w:t>—  p.88</w:t>
+        <w:t>—  Part II</w:t>
       </w:r>
     </w:p>
     <w:p>
@@ -6622,7 +6622,7 @@
           <w:color w:val="1A1A1A"/>
           <w:sz w:val="21"/>
         </w:rPr>
-        <w:t xml:space="preserve">The Specific Memory Citation  </w:t>
+        <w:t xml:space="preserve">Tactic #6: The Confession First  </w:t>
       </w:r>
       <w:r>
         <w:rPr>
@@ -6631,7 +6631,7 @@
           <w:color w:val="6B5B3E"/>
           <w:sz w:val="19"/>
         </w:rPr>
-        <w:t>—  p.92</w:t>
+        <w:t>—  Part I</w:t>
       </w:r>
     </w:p>
     <w:p>
@@ -6655,7 +6655,7 @@
           <w:color w:val="1A1A1A"/>
           <w:sz w:val="21"/>
         </w:rPr>
-        <w:t xml:space="preserve">Parallel Vulnerability  </w:t>
+        <w:t xml:space="preserve">Tactic #17: The Earlier Agreement  </w:t>
       </w:r>
       <w:r>
         <w:rPr>
@@ -6664,7 +6664,7 @@
           <w:color w:val="6B5B3E"/>
           <w:sz w:val="19"/>
         </w:rPr>
-        <w:t>—  p.87</w:t>
+        <w:t>—  Part II</w:t>
       </w:r>
     </w:p>
     <w:p>
@@ -7116,7 +7116,7 @@
           <w:color w:val="1A1A1A"/>
           <w:sz w:val="21"/>
         </w:rPr>
-        <w:t xml:space="preserve">The Specific Memory Citation  </w:t>
+        <w:t xml:space="preserve">Tactic #4: The Assumption Audit  </w:t>
       </w:r>
       <w:r>
         <w:rPr>
@@ -7125,7 +7125,7 @@
           <w:color w:val="6B5B3E"/>
           <w:sz w:val="19"/>
         </w:rPr>
-        <w:t>—  p.92</w:t>
+        <w:t>—  Part I</w:t>
       </w:r>
     </w:p>
     <w:p>
@@ -7149,7 +7149,7 @@
           <w:color w:val="1A1A1A"/>
           <w:sz w:val="21"/>
         </w:rPr>
-        <w:t xml:space="preserve">Rhetorical Silence  </w:t>
+        <w:t xml:space="preserve">Tactic #11: The Strategic Pause  </w:t>
       </w:r>
       <w:r>
         <w:rPr>
@@ -7158,7 +7158,7 @@
           <w:color w:val="6B5B3E"/>
           <w:sz w:val="19"/>
         </w:rPr>
-        <w:t>—  p.84</w:t>
+        <w:t>—  Part II</w:t>
       </w:r>
     </w:p>
     <w:p>
@@ -7182,7 +7182,7 @@
           <w:color w:val="1A1A1A"/>
           <w:sz w:val="21"/>
         </w:rPr>
-        <w:t xml:space="preserve">Boundary Without Anger  </w:t>
+        <w:t xml:space="preserve">Tactic #13: The Impossible Answer  </w:t>
       </w:r>
       <w:r>
         <w:rPr>
@@ -7191,7 +7191,7 @@
           <w:color w:val="6B5B3E"/>
           <w:sz w:val="19"/>
         </w:rPr>
-        <w:t>—  p.118</w:t>
+        <w:t>—  Part II</w:t>
       </w:r>
     </w:p>
     <w:p>
@@ -7643,7 +7643,7 @@
           <w:color w:val="1A1A1A"/>
           <w:sz w:val="21"/>
         </w:rPr>
-        <w:t xml:space="preserve">Permission Frame  </w:t>
+        <w:t xml:space="preserve">Tactic #2: The Pre-Frame  </w:t>
       </w:r>
       <w:r>
         <w:rPr>
@@ -7652,7 +7652,7 @@
           <w:color w:val="6B5B3E"/>
           <w:sz w:val="19"/>
         </w:rPr>
-        <w:t>—  p.56</w:t>
+        <w:t>—  Part I</w:t>
       </w:r>
     </w:p>
     <w:p>
@@ -7676,7 +7676,7 @@
           <w:color w:val="1A1A1A"/>
           <w:sz w:val="21"/>
         </w:rPr>
-        <w:t xml:space="preserve">Pre-Frame Drop  </w:t>
+        <w:t xml:space="preserve">Tactic #16: The Preview  </w:t>
       </w:r>
       <w:r>
         <w:rPr>
@@ -7685,7 +7685,7 @@
           <w:color w:val="6B5B3E"/>
           <w:sz w:val="19"/>
         </w:rPr>
-        <w:t>—  p.38</w:t>
+        <w:t>—  Part II</w:t>
       </w:r>
     </w:p>
     <w:p>
@@ -7709,7 +7709,7 @@
           <w:color w:val="1A1A1A"/>
           <w:sz w:val="21"/>
         </w:rPr>
-        <w:t xml:space="preserve">The Calibrated Refusal  </w:t>
+        <w:t xml:space="preserve">Tactic #39: The Waiting Period  </w:t>
       </w:r>
       <w:r>
         <w:rPr>
@@ -7718,7 +7718,7 @@
           <w:color w:val="6B5B3E"/>
           <w:sz w:val="19"/>
         </w:rPr>
-        <w:t>—  p.115</w:t>
+        <w:t>—  Part IV</w:t>
       </w:r>
     </w:p>
     <w:p>
@@ -8209,7 +8209,7 @@
           <w:color w:val="1A1A1A"/>
           <w:sz w:val="21"/>
         </w:rPr>
-        <w:t xml:space="preserve">Pre-Frame Drop  </w:t>
+        <w:t xml:space="preserve">Tactic #2: The Pre-Frame  </w:t>
       </w:r>
       <w:r>
         <w:rPr>
@@ -8218,7 +8218,7 @@
           <w:color w:val="6B5B3E"/>
           <w:sz w:val="19"/>
         </w:rPr>
-        <w:t>—  p.38</w:t>
+        <w:t>—  Part I</w:t>
       </w:r>
     </w:p>
     <w:p>
@@ -8242,7 +8242,7 @@
           <w:color w:val="1A1A1A"/>
           <w:sz w:val="21"/>
         </w:rPr>
-        <w:t xml:space="preserve">The Calibrated Refusal  </w:t>
+        <w:t xml:space="preserve">Tactic #37: The Unclosing  </w:t>
       </w:r>
       <w:r>
         <w:rPr>
@@ -8251,7 +8251,7 @@
           <w:color w:val="6B5B3E"/>
           <w:sz w:val="19"/>
         </w:rPr>
-        <w:t>—  p.115</w:t>
+        <w:t>—  Part IV</w:t>
       </w:r>
     </w:p>
     <w:p>
@@ -8275,7 +8275,7 @@
           <w:color w:val="1A1A1A"/>
           <w:sz w:val="21"/>
         </w:rPr>
-        <w:t xml:space="preserve">Boundary Without Anger  </w:t>
+        <w:t xml:space="preserve">Tactic #11: The Strategic Pause  </w:t>
       </w:r>
       <w:r>
         <w:rPr>
@@ -8284,7 +8284,7 @@
           <w:color w:val="6B5B3E"/>
           <w:sz w:val="19"/>
         </w:rPr>
-        <w:t>—  p.118</w:t>
+        <w:t>—  Part II</w:t>
       </w:r>
     </w:p>
     <w:p>
@@ -8736,7 +8736,7 @@
           <w:color w:val="1A1A1A"/>
           <w:sz w:val="21"/>
         </w:rPr>
-        <w:t xml:space="preserve">Rhetorical Silence  </w:t>
+        <w:t xml:space="preserve">Tactic #11: The Strategic Pause  </w:t>
       </w:r>
       <w:r>
         <w:rPr>
@@ -8745,7 +8745,7 @@
           <w:color w:val="6B5B3E"/>
           <w:sz w:val="19"/>
         </w:rPr>
-        <w:t>—  p.84</w:t>
+        <w:t>—  Part II</w:t>
       </w:r>
     </w:p>
     <w:p>
@@ -8769,7 +8769,7 @@
           <w:color w:val="1A1A1A"/>
           <w:sz w:val="21"/>
         </w:rPr>
-        <w:t xml:space="preserve">The Delayed Response  </w:t>
+        <w:t xml:space="preserve">Tactic #39: The Waiting Period  </w:t>
       </w:r>
       <w:r>
         <w:rPr>
@@ -8778,7 +8778,7 @@
           <w:color w:val="6B5B3E"/>
           <w:sz w:val="19"/>
         </w:rPr>
-        <w:t>—  p.81</w:t>
+        <w:t>—  Part IV</w:t>
       </w:r>
     </w:p>
     <w:p>
@@ -8802,7 +8802,7 @@
           <w:color w:val="1A1A1A"/>
           <w:sz w:val="21"/>
         </w:rPr>
-        <w:t xml:space="preserve">The Calibrated Refusal  </w:t>
+        <w:t xml:space="preserve">Tactic #47: The Last-Word Exit  </w:t>
       </w:r>
       <w:r>
         <w:rPr>
@@ -8811,7 +8811,7 @@
           <w:color w:val="6B5B3E"/>
           <w:sz w:val="19"/>
         </w:rPr>
-        <w:t>—  p.115</w:t>
+        <w:t>—  Part IV</w:t>
       </w:r>
     </w:p>
     <w:p>
@@ -9263,7 +9263,7 @@
           <w:color w:val="1A1A1A"/>
           <w:sz w:val="21"/>
         </w:rPr>
-        <w:t xml:space="preserve">The Cold Open  </w:t>
+        <w:t xml:space="preserve">Tactic #1: The Cold Open  </w:t>
       </w:r>
       <w:r>
         <w:rPr>
@@ -9272,7 +9272,7 @@
           <w:color w:val="6B5B3E"/>
           <w:sz w:val="19"/>
         </w:rPr>
-        <w:t>—  p.34</w:t>
+        <w:t>—  Part I</w:t>
       </w:r>
     </w:p>
     <w:p>
@@ -9296,7 +9296,7 @@
           <w:color w:val="1A1A1A"/>
           <w:sz w:val="21"/>
         </w:rPr>
-        <w:t xml:space="preserve">Micro-Disclosure  </w:t>
+        <w:t xml:space="preserve">Tactic #6: The Confession First  </w:t>
       </w:r>
       <w:r>
         <w:rPr>
@@ -9305,7 +9305,7 @@
           <w:color w:val="6B5B3E"/>
           <w:sz w:val="19"/>
         </w:rPr>
-        <w:t>—  p.48</w:t>
+        <w:t>—  Part I</w:t>
       </w:r>
     </w:p>
     <w:p>
@@ -9329,7 +9329,7 @@
           <w:color w:val="1A1A1A"/>
           <w:sz w:val="21"/>
         </w:rPr>
-        <w:t xml:space="preserve">The Calibrated Refusal  </w:t>
+        <w:t xml:space="preserve">Tactic #39: The Waiting Period  </w:t>
       </w:r>
       <w:r>
         <w:rPr>
@@ -9338,7 +9338,7 @@
           <w:color w:val="6B5B3E"/>
           <w:sz w:val="19"/>
         </w:rPr>
-        <w:t>—  p.115</w:t>
+        <w:t>—  Part IV</w:t>
       </w:r>
     </w:p>
     <w:p>
@@ -9829,7 +9829,7 @@
           <w:color w:val="1A1A1A"/>
           <w:sz w:val="21"/>
         </w:rPr>
-        <w:t xml:space="preserve">The Cold Open  </w:t>
+        <w:t xml:space="preserve">Tactic #1: The Cold Open  </w:t>
       </w:r>
       <w:r>
         <w:rPr>
@@ -9838,7 +9838,7 @@
           <w:color w:val="6B5B3E"/>
           <w:sz w:val="19"/>
         </w:rPr>
-        <w:t>—  p.34</w:t>
+        <w:t>—  Part I</w:t>
       </w:r>
     </w:p>
     <w:p>
@@ -9862,7 +9862,7 @@
           <w:color w:val="1A1A1A"/>
           <w:sz w:val="21"/>
         </w:rPr>
-        <w:t xml:space="preserve">Unrelated Reference Open  </w:t>
+        <w:t xml:space="preserve">Tactic #6: The Confession First  </w:t>
       </w:r>
       <w:r>
         <w:rPr>
@@ -9871,7 +9871,7 @@
           <w:color w:val="6B5B3E"/>
           <w:sz w:val="19"/>
         </w:rPr>
-        <w:t>—  p.37</w:t>
+        <w:t>—  Part I</w:t>
       </w:r>
     </w:p>
     <w:p>
@@ -9895,7 +9895,7 @@
           <w:color w:val="1A1A1A"/>
           <w:sz w:val="21"/>
         </w:rPr>
-        <w:t xml:space="preserve">Micro-Disclosure  </w:t>
+        <w:t xml:space="preserve">Tactic #8: The Unrepayable Favor  </w:t>
       </w:r>
       <w:r>
         <w:rPr>
@@ -9904,7 +9904,7 @@
           <w:color w:val="6B5B3E"/>
           <w:sz w:val="19"/>
         </w:rPr>
-        <w:t>—  p.48</w:t>
+        <w:t>—  Part I</w:t>
       </w:r>
     </w:p>
     <w:p>
@@ -10356,7 +10356,7 @@
           <w:color w:val="1A1A1A"/>
           <w:sz w:val="21"/>
         </w:rPr>
-        <w:t xml:space="preserve">The Accusation Audit  </w:t>
+        <w:t xml:space="preserve">Tactic #4: The Assumption Audit  </w:t>
       </w:r>
       <w:r>
         <w:rPr>
@@ -10365,7 +10365,7 @@
           <w:color w:val="6B5B3E"/>
           <w:sz w:val="19"/>
         </w:rPr>
-        <w:t>—  p.46</w:t>
+        <w:t>—  Part I</w:t>
       </w:r>
     </w:p>
     <w:p>
@@ -10389,7 +10389,7 @@
           <w:color w:val="1A1A1A"/>
           <w:sz w:val="21"/>
         </w:rPr>
-        <w:t xml:space="preserve">Document the Concern  </w:t>
+        <w:t xml:space="preserve">Tactic #19: The Pre-Understood Objection  </w:t>
       </w:r>
       <w:r>
         <w:rPr>
@@ -10398,7 +10398,7 @@
           <w:color w:val="6B5B3E"/>
           <w:sz w:val="19"/>
         </w:rPr>
-        <w:t>—  p.125</w:t>
+        <w:t>—  Part II</w:t>
       </w:r>
     </w:p>
     <w:p>
@@ -10422,7 +10422,7 @@
           <w:color w:val="1A1A1A"/>
           <w:sz w:val="21"/>
         </w:rPr>
-        <w:t xml:space="preserve">Boundary Without Anger  </w:t>
+        <w:t xml:space="preserve">Tactic #11: The Strategic Pause  </w:t>
       </w:r>
       <w:r>
         <w:rPr>
@@ -10431,7 +10431,7 @@
           <w:color w:val="6B5B3E"/>
           <w:sz w:val="19"/>
         </w:rPr>
-        <w:t>—  p.118</w:t>
+        <w:t>—  Part II</w:t>
       </w:r>
     </w:p>
     <w:p>
@@ -10883,7 +10883,7 @@
           <w:color w:val="1A1A1A"/>
           <w:sz w:val="21"/>
         </w:rPr>
-        <w:t xml:space="preserve">The Strategic Pause / 11-Second Silence  </w:t>
+        <w:t xml:space="preserve">Tactic #11: The Strategic Pause  </w:t>
       </w:r>
       <w:r>
         <w:rPr>
@@ -10892,7 +10892,7 @@
           <w:color w:val="6B5B3E"/>
           <w:sz w:val="19"/>
         </w:rPr>
-        <w:t>—  p.79</w:t>
+        <w:t>—  Part II</w:t>
       </w:r>
     </w:p>
     <w:p>
@@ -10916,7 +10916,7 @@
           <w:color w:val="1A1A1A"/>
           <w:sz w:val="21"/>
         </w:rPr>
-        <w:t xml:space="preserve">“What would make you comfortable?”  </w:t>
+        <w:t xml:space="preserve">Tactic #13: The Impossible Answer  </w:t>
       </w:r>
       <w:r>
         <w:rPr>
@@ -10925,7 +10925,7 @@
           <w:color w:val="6B5B3E"/>
           <w:sz w:val="19"/>
         </w:rPr>
-        <w:t>—  p.124</w:t>
+        <w:t>—  Part II</w:t>
       </w:r>
     </w:p>
     <w:p>
@@ -10949,7 +10949,7 @@
           <w:color w:val="1A1A1A"/>
           <w:sz w:val="21"/>
         </w:rPr>
-        <w:t xml:space="preserve">Document the Concern  </w:t>
+        <w:t xml:space="preserve">Tactic #41: The One-Line Email  </w:t>
       </w:r>
       <w:r>
         <w:rPr>
@@ -10958,7 +10958,7 @@
           <w:color w:val="6B5B3E"/>
           <w:sz w:val="19"/>
         </w:rPr>
-        <w:t>—  p.125</w:t>
+        <w:t>—  Part IV</w:t>
       </w:r>
     </w:p>
     <w:p>
